--- a/blogs/3-Cooking-for-One-Addme.docx
+++ b/blogs/3-Cooking-for-One-Addme.docx
@@ -451,7 +451,7 @@
         </w:rPr>
         <w:t xml:space="preserve">Addme meal mixes solve two of the biggest solo cooking problems at once, waste and effort. Each pack of </w:t>
       </w:r>
-      <w:hyperlink w:history="1" r:id="rId6c_uqpzqb1mpgxckpvtpk">
+      <w:hyperlink w:history="1" r:id="rIdt0kwl0p88kwjy5_nlhq9e">
         <w:r>
           <w:rPr>
             <w:rStyle w:val="Hyperlink"/>
@@ -468,7 +468,7 @@
         </w:rPr>
         <w:t xml:space="preserve">, </w:t>
       </w:r>
-      <w:hyperlink w:history="1" r:id="rIdyoxftwwmq7ad_ymaojrex">
+      <w:hyperlink w:history="1" r:id="rIdsony8dfkp0qyhjskl9dl2">
         <w:r>
           <w:rPr>
             <w:rStyle w:val="Hyperlink"/>
@@ -485,7 +485,7 @@
         </w:rPr>
         <w:t xml:space="preserve">, or </w:t>
       </w:r>
-      <w:hyperlink w:history="1" r:id="rIdarvr_dcv6tp3apb1dzznv">
+      <w:hyperlink w:history="1" r:id="rId0bn0cjzimwohmhgcok308">
         <w:r>
           <w:rPr>
             <w:rStyle w:val="Hyperlink"/>
@@ -514,7 +514,7 @@
         </w:rPr>
         <w:t xml:space="preserve">If you already have your own protein or a base dish ready, </w:t>
       </w:r>
-      <w:hyperlink w:history="1" r:id="rId-m4b3s52afenzmkvmglww">
+      <w:hyperlink w:history="1" r:id="rIdojrmxt98gb0mmythokl3a">
         <w:r>
           <w:rPr>
             <w:rStyle w:val="Hyperlink"/>
@@ -543,7 +543,7 @@
         </w:rPr>
         <w:t xml:space="preserve">Because everything you need for one meal is already in the pack, cooking for one stops feeling like a smaller, less convenient version of cooking for a family. It becomes its own simple routine. For more time saving ideas in the kitchen, see our </w:t>
       </w:r>
-      <w:hyperlink w:history="1" r:id="rIdclt9ccnyh0lijhar3kgfu">
+      <w:hyperlink w:history="1" r:id="rIdphz6y3acjwkjfhgqeatrn">
         <w:r>
           <w:rPr>
             <w:rStyle w:val="Hyperlink"/>
@@ -560,7 +560,7 @@
         </w:rPr>
         <w:t xml:space="preserve"> and our tips on </w:t>
       </w:r>
-      <w:hyperlink w:history="1" r:id="rIdpm6frsw2a-zek-cagv0yc">
+      <w:hyperlink w:history="1" r:id="rIdwziz-c41uemrmpz6eq_lg">
         <w:r>
           <w:rPr>
             <w:rStyle w:val="Hyperlink"/>
@@ -1159,7 +1159,7 @@
         </w:rPr>
         <w:t xml:space="preserve">Cooking for one does not need to mean eating poorly or wasting food every week. The main shift is planning around your own portion size instead of trying to shrink a family recipe. Addme meal mixes are built with this in mind, giving you protein, vegetables, and seasoning already measured for a single, satisfying meal. Browse the </w:t>
       </w:r>
-      <w:hyperlink w:history="1" r:id="rIdzn98np1ssfqu_vygtlecd">
+      <w:hyperlink w:history="1" r:id="rIdhpihilycw8lyutcczkvo9">
         <w:r>
           <w:rPr>
             <w:rStyle w:val="Hyperlink"/>

--- a/blogs/3-Cooking-for-One-Addme.docx
+++ b/blogs/3-Cooking-for-One-Addme.docx
@@ -451,7 +451,7 @@
         </w:rPr>
         <w:t xml:space="preserve">Addme meal mixes solve two of the biggest solo cooking problems at once, waste and effort. Each pack of </w:t>
       </w:r>
-      <w:hyperlink w:history="1" r:id="rIdt0kwl0p88kwjy5_nlhq9e">
+      <w:hyperlink w:history="1" r:id="rIdi3w_qw9adx-zrp7mouvwn">
         <w:r>
           <w:rPr>
             <w:rStyle w:val="Hyperlink"/>
@@ -468,7 +468,7 @@
         </w:rPr>
         <w:t xml:space="preserve">, </w:t>
       </w:r>
-      <w:hyperlink w:history="1" r:id="rIdsony8dfkp0qyhjskl9dl2">
+      <w:hyperlink w:history="1" r:id="rIdspc-hcxnryngo8wmqamtj">
         <w:r>
           <w:rPr>
             <w:rStyle w:val="Hyperlink"/>
@@ -485,7 +485,7 @@
         </w:rPr>
         <w:t xml:space="preserve">, or </w:t>
       </w:r>
-      <w:hyperlink w:history="1" r:id="rId0bn0cjzimwohmhgcok308">
+      <w:hyperlink w:history="1" r:id="rId9yn0kzcl7a8ozxr5lordl">
         <w:r>
           <w:rPr>
             <w:rStyle w:val="Hyperlink"/>
@@ -514,7 +514,7 @@
         </w:rPr>
         <w:t xml:space="preserve">If you already have your own protein or a base dish ready, </w:t>
       </w:r>
-      <w:hyperlink w:history="1" r:id="rIdojrmxt98gb0mmythokl3a">
+      <w:hyperlink w:history="1" r:id="rIdza3zczyesom-0hy-p17yg">
         <w:r>
           <w:rPr>
             <w:rStyle w:val="Hyperlink"/>
@@ -543,7 +543,7 @@
         </w:rPr>
         <w:t xml:space="preserve">Because everything you need for one meal is already in the pack, cooking for one stops feeling like a smaller, less convenient version of cooking for a family. It becomes its own simple routine. For more time saving ideas in the kitchen, see our </w:t>
       </w:r>
-      <w:hyperlink w:history="1" r:id="rIdphz6y3acjwkjfhgqeatrn">
+      <w:hyperlink w:history="1" r:id="rIdqoyw6osonam8uchqx-fih">
         <w:r>
           <w:rPr>
             <w:rStyle w:val="Hyperlink"/>
@@ -560,7 +560,7 @@
         </w:rPr>
         <w:t xml:space="preserve"> and our tips on </w:t>
       </w:r>
-      <w:hyperlink w:history="1" r:id="rIdwziz-c41uemrmpz6eq_lg">
+      <w:hyperlink w:history="1" r:id="rIdbgqdmuk1h9ey_-hrfvkru">
         <w:r>
           <w:rPr>
             <w:rStyle w:val="Hyperlink"/>
@@ -1159,7 +1159,7 @@
         </w:rPr>
         <w:t xml:space="preserve">Cooking for one does not need to mean eating poorly or wasting food every week. The main shift is planning around your own portion size instead of trying to shrink a family recipe. Addme meal mixes are built with this in mind, giving you protein, vegetables, and seasoning already measured for a single, satisfying meal. Browse the </w:t>
       </w:r>
-      <w:hyperlink w:history="1" r:id="rIdhpihilycw8lyutcczkvo9">
+      <w:hyperlink w:history="1" r:id="rIdb97zcd6fcqj9jz3znb4uj">
         <w:r>
           <w:rPr>
             <w:rStyle w:val="Hyperlink"/>
